--- a/tillsyn/A 42858-2026 tillsynsbegäran.docx
+++ b/tillsyn/A 42858-2026 tillsynsbegäran.docx
@@ -22,7 +22,7 @@
       <w:r>
         <w:drawing>
           <wp:inline xmlns:a="http://schemas.openxmlformats.org/drawingml/2006/main" xmlns:pic="http://schemas.openxmlformats.org/drawingml/2006/picture">
-            <wp:extent cx="5486400" cy="5248331"/>
+            <wp:extent cx="5486400" cy="5238000"/>
             <wp:docPr id="1" name="Picture 1"/>
             <wp:cNvGraphicFramePr>
               <a:graphicFrameLocks noChangeAspect="1"/>
@@ -43,7 +43,7 @@
                   <pic:spPr>
                     <a:xfrm>
                       <a:off x="0" y="0"/>
-                      <a:ext cx="5486400" cy="5248331"/>
+                      <a:ext cx="5486400" cy="5238000"/>
                     </a:xfrm>
                     <a:prstGeom prst="rect"/>
                   </pic:spPr>
@@ -65,7 +65,7 @@
     </w:p>
     <w:p>
       <w:r>
-        <w:t>I och inom 20 meter från avverkningsanmälan finns fynd av 4 naturvårdsarter, varav 2 är rödlistade, 1 är fridlyst, 3 är typiska (T) och 1 är signalart (S): motaggsvamp (NT, T), ullticka (NT, T), vedticka (S, T) och revlummer (§9). Se Figur 1.</w:t>
+        <w:t>I och inom 20 meter från avverkningsanmälan finns fynd av 5 naturvårdsarter, varav 2 är rödlistade, 2 är fridlysta, 4 är typiska (T) och 2 är signalarter (S): motaggsvamp (NT, T), ullticka (NT, T), plattlummer (S, T, §9), vedticka (S, T) och revlummer (§9). Se Figur 1.</w:t>
       </w:r>
     </w:p>
     <w:p>
@@ -180,6 +180,35 @@
         <w:rPr>
           <w:b/>
         </w:rPr>
+        <w:t>Plattlummer (§9)</w:t>
+      </w:r>
+      <w:r>
+        <w:t xml:space="preserve"> växer främst i ljusöppna sandtallskogar eller annan gles, torr och brandpräglad hedbarrskog. Den är mest frekvent i olika typer av naturskogar och kontinuitetsskogar och missgynnas markant av slutavverkning och maskinell markberedning. Söder ut i landet förekommer de närstående arterna cypresslummer (EN, §8) och mellanlummer (NT, §9), vilka båda omfattas av EU:s art- och habitatdirektiv. Plattlummer är typisk art för </w:t>
+      </w:r>
+      <w:r>
+        <w:rPr>
+          <w:i/>
+        </w:rPr>
+        <w:t xml:space="preserve">9010 Taiga </w:t>
+      </w:r>
+      <w:r>
+        <w:t>och</w:t>
+      </w:r>
+      <w:r>
+        <w:rPr>
+          <w:i/>
+        </w:rPr>
+        <w:t xml:space="preserve"> 2320 Rissandhedar </w:t>
+      </w:r>
+      <w:r>
+        <w:t>(Nitare &amp; Skogsstyrelsen, 2019; SLU Artdatabanken, 2026).</w:t>
+      </w:r>
+    </w:p>
+    <w:p>
+      <w:r>
+        <w:rPr>
+          <w:b/>
+        </w:rPr>
         <w:t xml:space="preserve">Vedticka </w:t>
       </w:r>
       <w:r>
@@ -323,7 +352,7 @@
     <w:r>
       <w:tab/>
       <w:tab/>
-      <w:t>2026-10-16</w:t>
+      <w:t>2026-10-17</w:t>
       <w:br/>
       <w:br/>
     </w:r>

--- a/tillsyn/A 42858-2026 tillsynsbegäran.docx
+++ b/tillsyn/A 42858-2026 tillsynsbegäran.docx
@@ -352,7 +352,7 @@
     <w:r>
       <w:tab/>
       <w:tab/>
-      <w:t>2026-10-17</w:t>
+      <w:t>2026-10-18</w:t>
       <w:br/>
       <w:br/>
     </w:r>

--- a/tillsyn/A 42858-2026 tillsynsbegäran.docx
+++ b/tillsyn/A 42858-2026 tillsynsbegäran.docx
@@ -352,7 +352,7 @@
     <w:r>
       <w:tab/>
       <w:tab/>
-      <w:t>2026-10-18</w:t>
+      <w:t>2026-10-19</w:t>
       <w:br/>
       <w:br/>
     </w:r>

--- a/tillsyn/A 42858-2026 tillsynsbegäran.docx
+++ b/tillsyn/A 42858-2026 tillsynsbegäran.docx
@@ -352,7 +352,7 @@
     <w:r>
       <w:tab/>
       <w:tab/>
-      <w:t>2026-10-19</w:t>
+      <w:t>2026-10-20</w:t>
       <w:br/>
       <w:br/>
     </w:r>

--- a/tillsyn/A 42858-2026 tillsynsbegäran.docx
+++ b/tillsyn/A 42858-2026 tillsynsbegäran.docx
@@ -352,7 +352,7 @@
     <w:r>
       <w:tab/>
       <w:tab/>
-      <w:t>2026-10-20</w:t>
+      <w:t>2026-10-21</w:t>
       <w:br/>
       <w:br/>
     </w:r>

--- a/tillsyn/A 42858-2026 tillsynsbegäran.docx
+++ b/tillsyn/A 42858-2026 tillsynsbegäran.docx
@@ -352,7 +352,7 @@
     <w:r>
       <w:tab/>
       <w:tab/>
-      <w:t>2026-10-21</w:t>
+      <w:t>2026-10-22</w:t>
       <w:br/>
       <w:br/>
     </w:r>

--- a/tillsyn/A 42858-2026 tillsynsbegäran.docx
+++ b/tillsyn/A 42858-2026 tillsynsbegäran.docx
@@ -352,7 +352,7 @@
     <w:r>
       <w:tab/>
       <w:tab/>
-      <w:t>2026-10-22</w:t>
+      <w:t>2026-10-23</w:t>
       <w:br/>
       <w:br/>
     </w:r>

--- a/tillsyn/A 42858-2026 tillsynsbegäran.docx
+++ b/tillsyn/A 42858-2026 tillsynsbegäran.docx
@@ -352,7 +352,7 @@
     <w:r>
       <w:tab/>
       <w:tab/>
-      <w:t>2026-10-23</w:t>
+      <w:t>2026-10-24</w:t>
       <w:br/>
       <w:br/>
     </w:r>

--- a/tillsyn/A 42858-2026 tillsynsbegäran.docx
+++ b/tillsyn/A 42858-2026 tillsynsbegäran.docx
@@ -352,7 +352,7 @@
     <w:r>
       <w:tab/>
       <w:tab/>
-      <w:t>2026-10-24</w:t>
+      <w:t>2026-10-25</w:t>
       <w:br/>
       <w:br/>
     </w:r>

--- a/tillsyn/A 42858-2026 tillsynsbegäran.docx
+++ b/tillsyn/A 42858-2026 tillsynsbegäran.docx
@@ -352,7 +352,7 @@
     <w:r>
       <w:tab/>
       <w:tab/>
-      <w:t>2026-10-25</w:t>
+      <w:t>2026-10-26</w:t>
       <w:br/>
       <w:br/>
     </w:r>

--- a/tillsyn/A 42858-2026 tillsynsbegäran.docx
+++ b/tillsyn/A 42858-2026 tillsynsbegäran.docx
@@ -352,7 +352,7 @@
     <w:r>
       <w:tab/>
       <w:tab/>
-      <w:t>2026-10-26</w:t>
+      <w:t>2026-10-27</w:t>
       <w:br/>
       <w:br/>
     </w:r>

--- a/tillsyn/A 42858-2026 tillsynsbegäran.docx
+++ b/tillsyn/A 42858-2026 tillsynsbegäran.docx
@@ -352,7 +352,7 @@
     <w:r>
       <w:tab/>
       <w:tab/>
-      <w:t>2026-10-27</w:t>
+      <w:t>2026-10-28</w:t>
       <w:br/>
       <w:br/>
     </w:r>

--- a/tillsyn/A 42858-2026 tillsynsbegäran.docx
+++ b/tillsyn/A 42858-2026 tillsynsbegäran.docx
@@ -352,7 +352,7 @@
     <w:r>
       <w:tab/>
       <w:tab/>
-      <w:t>2026-10-28</w:t>
+      <w:t>2026-10-29</w:t>
       <w:br/>
       <w:br/>
     </w:r>

--- a/tillsyn/A 42858-2026 tillsynsbegäran.docx
+++ b/tillsyn/A 42858-2026 tillsynsbegäran.docx
@@ -352,7 +352,7 @@
     <w:r>
       <w:tab/>
       <w:tab/>
-      <w:t>2026-10-29</w:t>
+      <w:t>2026-10-31</w:t>
       <w:br/>
       <w:br/>
     </w:r>
